--- a/项目详细设计报告/第六章.docx
+++ b/项目详细设计报告/第六章.docx
@@ -239,25 +239,7 @@
           <w:sz w:val="24"/>
           <w:szCs w:val="28"/>
         </w:rPr>
-        <w:t>本次测试所用硬件设备包含：本项目自</w:t>
-      </w:r>
-      <w:proofErr w:type="gramStart"/>
-      <w:r>
-        <w:rPr>
-          <w:rFonts w:ascii="宋体" w:eastAsia="宋体" w:hAnsi="宋体" w:cs="Arial"/>
-          <w:sz w:val="24"/>
-          <w:szCs w:val="28"/>
-        </w:rPr>
-        <w:t>研灵眸伴宠</w:t>
-      </w:r>
-      <w:proofErr w:type="gramEnd"/>
-      <w:r>
-        <w:rPr>
-          <w:rFonts w:ascii="宋体" w:eastAsia="宋体" w:hAnsi="宋体" w:cs="Arial"/>
-          <w:sz w:val="24"/>
-          <w:szCs w:val="28"/>
-        </w:rPr>
-        <w:t>机器人整机、高精度直流稳压电源、数字万用表、秒级计时测试仪、照度测试仪、网络信号检测仪、测距精度标尺、多材质居家地面样板（瓷砖、木地板、短毛地毯、防滑垫）。所有测试仪器均经过精度校准，满足工程测试误差标准，可精准采集设备运行电压、电流、续航时长、识别距离、响应延迟、环境照度、网络信号强度等核心数据，保障实测数据的准确性与权威性。</w:t>
+        <w:t>本次测试所用硬件设备包含：本项目自研灵眸伴宠机器人整机、高精度直流稳压电源、数字万用表、秒级计时测试仪、照度测试仪、网络信号检测仪、测距精度标尺、多材质居家地面样板（瓷砖、木地板、短毛地毯、防滑垫）。所有测试仪器均经过精度校准，满足工程测试误差标准，可精准采集设备运行电压、电流、续航时长、识别距离、响应延迟、环境照度、网络信号强度等核心数据，保障实测数据的准确性与权威性。</w:t>
       </w:r>
     </w:p>
     <w:p>
@@ -294,25 +276,7 @@
           <w:sz w:val="24"/>
           <w:szCs w:val="28"/>
         </w:rPr>
-        <w:t>软件测试配套环境包含：Keil MDK在线仿真调试平台、串口数据打印监测工具、手机</w:t>
-      </w:r>
-      <w:proofErr w:type="gramStart"/>
-      <w:r>
-        <w:rPr>
-          <w:rFonts w:ascii="宋体" w:eastAsia="宋体" w:hAnsi="宋体" w:cs="Arial"/>
-          <w:sz w:val="24"/>
-          <w:szCs w:val="28"/>
-        </w:rPr>
-        <w:t>端配套</w:t>
-      </w:r>
-      <w:proofErr w:type="gramEnd"/>
-      <w:r>
-        <w:rPr>
-          <w:rFonts w:ascii="宋体" w:eastAsia="宋体" w:hAnsi="宋体" w:cs="Arial"/>
-          <w:sz w:val="24"/>
-          <w:szCs w:val="28"/>
-        </w:rPr>
-        <w:t>调试版APP、网络波动模拟工具、数据日志记录系统。可实时监测机器人底层程序运行状态、多传感器数据变化、算法运算参数、指令交互时序、双端通信数据流转情况，自动留存测试日志与运行数据，便于后期故障溯源与性能分析。同时适配Android、IOS双端设备，完成多机型兼容性测试。</w:t>
+        <w:t>软件测试配套环境包含：Keil MDK在线仿真调试平台、串口数据打印监测工具、手机端配套调试版APP、网络波动模拟工具、数据日志记录系统。可实时监测机器人底层程序运行状态、多传感器数据变化、算法运算参数、指令交互时序、双端通信数据流转情况，自动留存测试日志与运行数据，便于后期故障溯源与性能分析。同时适配Android、IOS双端设备，完成多机型兼容性测试。</w:t>
       </w:r>
     </w:p>
     <w:p>
@@ -351,25 +315,7 @@
           <w:sz w:val="24"/>
           <w:szCs w:val="28"/>
         </w:rPr>
-        <w:t>参照常规家庭户型结构，搭建标准化仿真居家测试场景，场景内包含固定家具障碍、零散杂物、狭窄通行间隙、低矮空间、动态移动干扰物等居家常见障碍物；同时配置可调光照系统，模拟白天强光、室内柔光、夜间微光、背光遮挡、窗帘遮光等多光照工况，完整复</w:t>
-      </w:r>
-      <w:proofErr w:type="gramStart"/>
-      <w:r>
-        <w:rPr>
-          <w:rFonts w:ascii="宋体" w:eastAsia="宋体" w:hAnsi="宋体" w:cs="Arial"/>
-          <w:sz w:val="24"/>
-          <w:szCs w:val="28"/>
-        </w:rPr>
-        <w:t>刻真实</w:t>
-      </w:r>
-      <w:proofErr w:type="gramEnd"/>
-      <w:r>
-        <w:rPr>
-          <w:rFonts w:ascii="宋体" w:eastAsia="宋体" w:hAnsi="宋体" w:cs="Arial"/>
-          <w:sz w:val="24"/>
-          <w:szCs w:val="28"/>
-        </w:rPr>
-        <w:t>居家复杂环境，保障测试结果具备高度场景参考性与落地实用性。</w:t>
+        <w:t>参照常规家庭户型结构，搭建标准化仿真居家测试场景，场景内包含固定家具障碍、零散杂物、狭窄通行间隙、低矮空间、动态移动干扰物等居家常见障碍物；同时配置可调光照系统，模拟白天强光、室内柔光、夜间微光、背光遮挡、窗帘遮光等多光照工况，完整复刻真实居家复杂环境，保障测试结果具备高度场景参考性与落地实用性。</w:t>
       </w:r>
     </w:p>
     <w:p>
@@ -534,97 +480,7 @@
           <w:sz w:val="24"/>
           <w:szCs w:val="28"/>
         </w:rPr>
-        <w:t>针对Wi-Fi联网稳定性、</w:t>
-      </w:r>
-      <w:proofErr w:type="gramStart"/>
-      <w:r>
-        <w:rPr>
-          <w:rFonts w:ascii="宋体" w:eastAsia="宋体" w:hAnsi="宋体" w:cs="Arial"/>
-          <w:sz w:val="24"/>
-          <w:szCs w:val="28"/>
-        </w:rPr>
-        <w:t>蓝牙近场</w:t>
-      </w:r>
-      <w:proofErr w:type="gramEnd"/>
-      <w:r>
-        <w:rPr>
-          <w:rFonts w:ascii="宋体" w:eastAsia="宋体" w:hAnsi="宋体" w:cs="Arial"/>
-          <w:sz w:val="24"/>
-          <w:szCs w:val="28"/>
-        </w:rPr>
-        <w:t>适配性、远程指令交互、视频传输、语音对讲功能开展循环测试。实测表明，设备可快速匹配家庭2.4G无线网络，联网成功率100%，网络正常工况下无掉线、断连、卡顿问题；内置心跳检测与自动重</w:t>
-      </w:r>
-      <w:proofErr w:type="gramStart"/>
-      <w:r>
-        <w:rPr>
-          <w:rFonts w:ascii="宋体" w:eastAsia="宋体" w:hAnsi="宋体" w:cs="Arial"/>
-          <w:sz w:val="24"/>
-          <w:szCs w:val="28"/>
-        </w:rPr>
-        <w:t>连机制</w:t>
-      </w:r>
-      <w:proofErr w:type="gramEnd"/>
-      <w:r>
-        <w:rPr>
-          <w:rFonts w:ascii="宋体" w:eastAsia="宋体" w:hAnsi="宋体" w:cs="Arial"/>
-          <w:sz w:val="24"/>
-          <w:szCs w:val="28"/>
-        </w:rPr>
-        <w:t>可有效应对短</w:t>
-      </w:r>
-      <w:proofErr w:type="gramStart"/>
-      <w:r>
-        <w:rPr>
-          <w:rFonts w:ascii="宋体" w:eastAsia="宋体" w:hAnsi="宋体" w:cs="Arial"/>
-          <w:sz w:val="24"/>
-          <w:szCs w:val="28"/>
-        </w:rPr>
-        <w:t>时网络</w:t>
-      </w:r>
-      <w:proofErr w:type="gramEnd"/>
-      <w:r>
-        <w:rPr>
-          <w:rFonts w:ascii="宋体" w:eastAsia="宋体" w:hAnsi="宋体" w:cs="Arial"/>
-          <w:sz w:val="24"/>
-          <w:szCs w:val="28"/>
-        </w:rPr>
-        <w:t>波动，</w:t>
-      </w:r>
-      <w:proofErr w:type="gramStart"/>
-      <w:r>
-        <w:rPr>
-          <w:rFonts w:ascii="宋体" w:eastAsia="宋体" w:hAnsi="宋体" w:cs="Arial"/>
-          <w:sz w:val="24"/>
-          <w:szCs w:val="28"/>
-        </w:rPr>
-        <w:t>断网重连</w:t>
-      </w:r>
-      <w:proofErr w:type="gramEnd"/>
-      <w:r>
-        <w:rPr>
-          <w:rFonts w:ascii="宋体" w:eastAsia="宋体" w:hAnsi="宋体" w:cs="Arial"/>
-          <w:sz w:val="24"/>
-          <w:szCs w:val="28"/>
-        </w:rPr>
-        <w:t>时长≤2s，离线数据可自动缓存续传。远程操控指令响应及时，无指令失效、重复执行、滞后延迟问题；实时视频传输画面清晰流畅，无花屏、撕裂、拖影现象；双向语音对讲降噪效果优异，人声传输清晰、无杂音、无回声，远程交互体验良好，人机交互延迟稳定控制在200ms以内，满足</w:t>
-      </w:r>
-      <w:proofErr w:type="gramStart"/>
-      <w:r>
-        <w:rPr>
-          <w:rFonts w:ascii="宋体" w:eastAsia="宋体" w:hAnsi="宋体" w:cs="Arial"/>
-          <w:sz w:val="24"/>
-          <w:szCs w:val="28"/>
-        </w:rPr>
-        <w:t>实时管</w:t>
-      </w:r>
-      <w:proofErr w:type="gramEnd"/>
-      <w:r>
-        <w:rPr>
-          <w:rFonts w:ascii="宋体" w:eastAsia="宋体" w:hAnsi="宋体" w:cs="Arial"/>
-          <w:sz w:val="24"/>
-          <w:szCs w:val="28"/>
-        </w:rPr>
-        <w:t>控需求。</w:t>
+        <w:t>针对Wi-Fi联网稳定性、蓝牙近场适配性、远程指令交互、视频传输、语音对讲功能开展循环测试。实测表明，设备可快速匹配家庭2.4G无线网络，联网成功率100%，网络正常工况下无掉线、断连、卡顿问题；内置心跳检测与自动重连机制可有效应对短时网络波动，断网重连时长≤2s，离线数据可自动缓存续传。远程操控指令响应及时，无指令失效、重复执行、滞后延迟问题；实时视频传输画面清晰流畅，无花屏、撕裂、拖影现象；双向语音对讲降噪效果优异，人声传输清晰、无杂音、无回声，远程交互体验良好，人机交互延迟稳定控制在200ms以内，满足实时管控需求。</w:t>
       </w:r>
     </w:p>
     <w:p>
@@ -701,23 +557,7 @@
           <w:rFonts w:ascii="宋体" w:eastAsia="宋体" w:hAnsi="宋体" w:cs="Arial"/>
           <w:sz w:val="24"/>
         </w:rPr>
-        <w:t>测试设备电量检测、低功耗运行、过充过放保护、异常告警等功能，结果显示设备电量监测精准，可实时同步剩余电量数据至APP；低电量工况下可自动触发声光预警与移动</w:t>
-      </w:r>
-      <w:proofErr w:type="gramStart"/>
-      <w:r>
-        <w:rPr>
-          <w:rFonts w:ascii="宋体" w:eastAsia="宋体" w:hAnsi="宋体" w:cs="Arial"/>
-          <w:sz w:val="24"/>
-        </w:rPr>
-        <w:t>端弹窗</w:t>
-      </w:r>
-      <w:proofErr w:type="gramEnd"/>
-      <w:r>
-        <w:rPr>
-          <w:rFonts w:ascii="宋体" w:eastAsia="宋体" w:hAnsi="宋体" w:cs="Arial"/>
-          <w:sz w:val="24"/>
-        </w:rPr>
-        <w:t>提醒，同步切换低功耗休眠模式，有效降低空载能耗。同时设备可精准识别传感器离线、通信断连、电机异常、目标长期丢失等故障工况，自动触发分级防护机制与预警提示，故障识别准确率高、响应及时，全方位保障设备运行安全。</w:t>
+        <w:t>测试设备电量检测、低功耗运行、过充过放保护、异常告警等功能，结果显示设备电量监测精准，可实时同步剩余电量数据至APP；低电量工况下可自动触发声光预警与移动端弹窗提醒，同步切换低功耗休眠模式，有效降低空载能耗。同时设备可精准识别传感器离线、通信断连、电机异常、目标长期丢失等故障工况，自动触发分级防护机制与预警提示，故障识别准确率高、响应及时，全方位保障设备运行安全。</w:t>
       </w:r>
     </w:p>
     <w:p>
@@ -795,25 +635,7 @@
           <w:sz w:val="24"/>
           <w:szCs w:val="28"/>
         </w:rPr>
-        <w:t>经多场景实测，设备宠物有效识别距离覆盖0.5m-3m，适配居家全空间陪护场景；静态宠物识别准确率可达99%，动态运动宠物识别准确率可达98%；宠物目标意外丢失后，设备自动环形扫描</w:t>
-      </w:r>
-      <w:proofErr w:type="gramStart"/>
-      <w:r>
-        <w:rPr>
-          <w:rFonts w:ascii="宋体" w:eastAsia="宋体" w:hAnsi="宋体" w:cs="Arial"/>
-          <w:sz w:val="24"/>
-          <w:szCs w:val="28"/>
-        </w:rPr>
-        <w:t>搜索重</w:t>
-      </w:r>
-      <w:proofErr w:type="gramEnd"/>
-      <w:r>
-        <w:rPr>
-          <w:rFonts w:ascii="宋体" w:eastAsia="宋体" w:hAnsi="宋体" w:cs="Arial"/>
-          <w:sz w:val="24"/>
-          <w:szCs w:val="28"/>
-        </w:rPr>
-        <w:t>捕获时长≤5s，目标接续速度快，陪护连续性强，完全满足动态宠物跟随的智能化需求。</w:t>
+        <w:t>经多场景实测，设备宠物有效识别距离覆盖0.5m-3m，适配居家全空间陪护场景；静态宠物识别准确率可达99%，动态运动宠物识别准确率可达98%；宠物目标意外丢失后，设备自动环形扫描搜索重捕获时长≤5s，目标接续速度快，陪护连续性强，完全满足动态宠物跟随的智能化需求。</w:t>
       </w:r>
     </w:p>
     <w:p>
@@ -890,39 +712,7 @@
           <w:rFonts w:ascii="宋体" w:eastAsia="宋体" w:hAnsi="宋体" w:cs="Arial"/>
           <w:sz w:val="24"/>
         </w:rPr>
-        <w:t>设备无线网络稳定联网时长无上限，连续72小时联网无掉线；双端指令</w:t>
-      </w:r>
-      <w:proofErr w:type="gramStart"/>
-      <w:r>
-        <w:rPr>
-          <w:rFonts w:ascii="宋体" w:eastAsia="宋体" w:hAnsi="宋体" w:cs="Arial"/>
-          <w:sz w:val="24"/>
-        </w:rPr>
-        <w:t>平均响应</w:t>
-      </w:r>
-      <w:proofErr w:type="gramEnd"/>
-      <w:r>
-        <w:rPr>
-          <w:rFonts w:ascii="宋体" w:eastAsia="宋体" w:hAnsi="宋体" w:cs="Arial"/>
-          <w:sz w:val="24"/>
-        </w:rPr>
-        <w:t>延迟≤200ms，视频</w:t>
-      </w:r>
-      <w:proofErr w:type="gramStart"/>
-      <w:r>
-        <w:rPr>
-          <w:rFonts w:ascii="宋体" w:eastAsia="宋体" w:hAnsi="宋体" w:cs="Arial"/>
-          <w:sz w:val="24"/>
-        </w:rPr>
-        <w:t>传输帧率稳定</w:t>
-      </w:r>
-      <w:proofErr w:type="gramEnd"/>
-      <w:r>
-        <w:rPr>
-          <w:rFonts w:ascii="宋体" w:eastAsia="宋体" w:hAnsi="宋体" w:cs="Arial"/>
-          <w:sz w:val="24"/>
-        </w:rPr>
-        <w:t>在25帧/s以上，画面流畅无卡顿；语音对讲传输延迟低、音质清晰，无杂音干扰，远程交互实时性与稳定性完全达标。</w:t>
+        <w:t>设备无线网络稳定联网时长无上限，连续72小时联网无掉线；双端指令平均响应延迟≤200ms，视频传输帧率稳定在25帧/s以上，画面流畅无卡顿；语音对讲传输延迟低、音质清晰，无杂音干扰，远程交互实时性与稳定性完全达标。</w:t>
       </w:r>
     </w:p>
     <w:p>
@@ -959,23 +749,7 @@
           <w:rFonts w:ascii="宋体" w:eastAsia="宋体" w:hAnsi="宋体" w:cs="Arial"/>
           <w:sz w:val="24"/>
         </w:rPr>
-        <w:t>设备搭载大容量18650锂电池组，</w:t>
-      </w:r>
-      <w:proofErr w:type="gramStart"/>
-      <w:r>
-        <w:rPr>
-          <w:rFonts w:ascii="宋体" w:eastAsia="宋体" w:hAnsi="宋体" w:cs="Arial"/>
-          <w:sz w:val="24"/>
-        </w:rPr>
-        <w:t>满电状态</w:t>
-      </w:r>
-      <w:proofErr w:type="gramEnd"/>
-      <w:r>
-        <w:rPr>
-          <w:rFonts w:ascii="宋体" w:eastAsia="宋体" w:hAnsi="宋体" w:cs="Arial"/>
-          <w:sz w:val="24"/>
-        </w:rPr>
-        <w:t>下，全功能持续运行续航时长≥2h；低功耗待机模式下，待机时长可达8h以上，可完整覆盖用户日间外出、上班、短途出差的宠物独处陪护时段，满足日常居家使用需求。同时智能功耗调控机制可有效降低空载能耗，设备能效比优异。</w:t>
+        <w:t>设备搭载大容量18650锂电池组，满电状态下，全功能持续运行续航时长≥2h；低功耗待机模式下，待机时长可达8h以上，可完整覆盖用户日间外出、上班、短途出差的宠物独处陪护时段，满足日常居家使用需求。同时智能功耗调控机制可有效降低空载能耗，设备能效比优异。</w:t>
       </w:r>
     </w:p>
     <w:p>
@@ -1053,25 +827,7 @@
           <w:sz w:val="24"/>
           <w:szCs w:val="28"/>
         </w:rPr>
-        <w:t>设备长效运行稳定性是衡量产品工程落地价值与商用可靠性的核心指标，本次测试开展72小时不间断整机老化测试与多场景循环适配测试，模拟设备常态</w:t>
-      </w:r>
-      <w:proofErr w:type="gramStart"/>
-      <w:r>
-        <w:rPr>
-          <w:rFonts w:ascii="宋体" w:eastAsia="宋体" w:hAnsi="宋体" w:cs="Arial"/>
-          <w:sz w:val="24"/>
-          <w:szCs w:val="28"/>
-        </w:rPr>
-        <w:t>化长期</w:t>
-      </w:r>
-      <w:proofErr w:type="gramEnd"/>
-      <w:r>
-        <w:rPr>
-          <w:rFonts w:ascii="宋体" w:eastAsia="宋体" w:hAnsi="宋体" w:cs="Arial"/>
-          <w:sz w:val="24"/>
-          <w:szCs w:val="28"/>
-        </w:rPr>
-        <w:t>运行工况，挖掘隐性故障与性能衰减问题，验证整机耐久性能。</w:t>
+        <w:t>设备长效运行稳定性是衡量产品工程落地价值与商用可靠性的核心指标，本次测试开展72小时不间断整机老化测试与多场景循环适配测试，模拟设备常态化长期运行工况，挖掘隐性故障与性能衰减问题，验证整机耐久性能。</w:t>
       </w:r>
     </w:p>
     <w:p>
@@ -1186,23 +942,7 @@
           <w:rFonts w:ascii="宋体" w:eastAsia="宋体" w:hAnsi="宋体" w:cs="Arial"/>
           <w:sz w:val="24"/>
         </w:rPr>
-        <w:t>一是极低微光环境下，宠物轮廓辨识度小幅下降，偶发短时间目标跟踪抖动；二是地毯软性地面工况下，设备轻微摩擦力衰减导致低速运行存在微量轨迹偏移；三是短时高强度网络波动场景下，少量视频</w:t>
-      </w:r>
-      <w:proofErr w:type="gramStart"/>
-      <w:r>
-        <w:rPr>
-          <w:rFonts w:ascii="宋体" w:eastAsia="宋体" w:hAnsi="宋体" w:cs="Arial"/>
-          <w:sz w:val="24"/>
-        </w:rPr>
-        <w:t>帧</w:t>
-      </w:r>
-      <w:proofErr w:type="gramEnd"/>
-      <w:r>
-        <w:rPr>
-          <w:rFonts w:ascii="宋体" w:eastAsia="宋体" w:hAnsi="宋体" w:cs="Arial"/>
-          <w:sz w:val="24"/>
-        </w:rPr>
-        <w:t>出现瞬时延迟卡顿；四是喂食机构长期高频运行后，存在极小概率的投放位置偏差。</w:t>
+        <w:t>一是极低微光环境下，宠物轮廓辨识度小幅下降，偶发短时间目标跟踪抖动；二是地毯软性地面工况下，设备轻微摩擦力衰减导致低速运行存在微量轨迹偏移；三是短时高强度网络波动场景下，少量视频帧出现瞬时延迟卡顿；四是喂食机构长期高频运行后，存在极小概率的投放位置偏差。</w:t>
       </w:r>
     </w:p>
     <w:p>
@@ -1236,25 +976,7 @@
           <w:sz w:val="24"/>
           <w:szCs w:val="28"/>
         </w:rPr>
-        <w:t>针对微光识别抖动问题，优化视觉模块自适应补光算法，动态调节补光亮度与曝光参数，强化暗光环境下宠物轮廓特征提取能力，提升弱光场景识别稳定性；针对软性地面轨迹偏移问题，优化PID摩擦力动态补偿算法，根据地面阻力实时修正电机转速参数，抵消软性地面摩擦力干扰，修正运行轨迹偏差；针对网络波动视频卡顿问题，升级视频</w:t>
-      </w:r>
-      <w:proofErr w:type="gramStart"/>
-      <w:r>
-        <w:rPr>
-          <w:rFonts w:ascii="宋体" w:eastAsia="宋体" w:hAnsi="宋体" w:cs="Arial"/>
-          <w:sz w:val="24"/>
-          <w:szCs w:val="28"/>
-        </w:rPr>
-        <w:t>帧</w:t>
-      </w:r>
-      <w:proofErr w:type="gramEnd"/>
-      <w:r>
-        <w:rPr>
-          <w:rFonts w:ascii="宋体" w:eastAsia="宋体" w:hAnsi="宋体" w:cs="Arial"/>
-          <w:sz w:val="24"/>
-          <w:szCs w:val="28"/>
-        </w:rPr>
-        <w:t>缓存机制，增加丢帧补偿与画面防抖逻辑，强化复杂网络工况下的视频传输稳定性；针对喂食投放偏差问题，校准步进电机驱动参数，优化限位缓冲结构，消除长期运行的传动间隙误差，提升投喂精准度</w:t>
+        <w:t>针对微光识别抖动问题，优化视觉模块自适应补光算法，动态调节补光亮度与曝光参数，强化暗光环境下宠物轮廓特征提取能力，提升弱光场景识别稳定性；针对软性地面轨迹偏移问题，优化PID摩擦力动态补偿算法，根据地面阻力实时修正电机转速参数，抵消软性地面摩擦力干扰，修正运行轨迹偏差；针对网络波动视频卡顿问题，升级视频帧缓存机制，增加丢帧补偿与画面防抖逻辑，强化复杂网络工况下的视频传输稳定性；针对喂食投放偏差问题，校准步进电机驱动参数，优化限位缓冲结构，消除长期运行的传动间隙误差，提升投喂精准度</w:t>
       </w:r>
       <w:r>
         <w:rPr>
@@ -1280,27 +1002,7 @@
           <w:sz w:val="26"/>
           <w:szCs w:val="26"/>
         </w:rPr>
-        <w:t>6.6.3 优化后复</w:t>
-      </w:r>
-      <w:proofErr w:type="gramStart"/>
-      <w:r>
-        <w:rPr>
-          <w:rFonts w:ascii="微软雅黑" w:eastAsia="微软雅黑" w:hAnsi="微软雅黑" w:cs="微软雅黑" w:hint="eastAsia"/>
-          <w:b/>
-          <w:sz w:val="26"/>
-          <w:szCs w:val="26"/>
-        </w:rPr>
-        <w:t>测验证</w:t>
-      </w:r>
-      <w:proofErr w:type="gramEnd"/>
-      <w:r>
-        <w:rPr>
-          <w:rFonts w:ascii="微软雅黑" w:eastAsia="微软雅黑" w:hAnsi="微软雅黑" w:cs="微软雅黑" w:hint="eastAsia"/>
-          <w:b/>
-          <w:sz w:val="26"/>
-          <w:szCs w:val="26"/>
-        </w:rPr>
-        <w:t>结果</w:t>
+        <w:t>6.6.3 优化后复测验证结果</w:t>
       </w:r>
     </w:p>
     <w:p>
@@ -1386,43 +1088,1201 @@
           <w:sz w:val="24"/>
           <w:szCs w:val="28"/>
         </w:rPr>
-        <w:t>相较于市面传统宠物智能设备，</w:t>
-      </w:r>
-      <w:proofErr w:type="gramStart"/>
-      <w:r>
-        <w:rPr>
-          <w:rFonts w:ascii="宋体" w:eastAsia="宋体" w:hAnsi="宋体" w:cs="Arial"/>
-          <w:sz w:val="24"/>
-          <w:szCs w:val="28"/>
-        </w:rPr>
-        <w:t>本设备</w:t>
-      </w:r>
-      <w:proofErr w:type="gramEnd"/>
-      <w:r>
-        <w:rPr>
-          <w:rFonts w:ascii="宋体" w:eastAsia="宋体" w:hAnsi="宋体" w:cs="Arial"/>
-          <w:sz w:val="24"/>
-          <w:szCs w:val="28"/>
-        </w:rPr>
-        <w:t>依托软硬件协同优化与轻量化算法迭代，在低成本硬件架构下实现了高端智能化陪护功能，有效解决了传统设备功能碎片化、运行机械化、场景适配差、宠物应激性强、远程</w:t>
-      </w:r>
-      <w:proofErr w:type="gramStart"/>
-      <w:r>
-        <w:rPr>
-          <w:rFonts w:ascii="宋体" w:eastAsia="宋体" w:hAnsi="宋体" w:cs="Arial"/>
-          <w:sz w:val="24"/>
-          <w:szCs w:val="28"/>
-        </w:rPr>
-        <w:t>管控弱的</w:t>
-      </w:r>
-      <w:proofErr w:type="gramEnd"/>
-      <w:r>
-        <w:rPr>
-          <w:rFonts w:ascii="宋体" w:eastAsia="宋体" w:hAnsi="宋体" w:cs="Arial"/>
-          <w:sz w:val="24"/>
-          <w:szCs w:val="28"/>
-        </w:rPr>
-        <w:t>行业痛点；同时整机结构安全可靠、功耗可控、续航稳定，可完美适配家庭常态化宠物独处陪护场景，能够有效缓解宠物独处焦虑，实现科学化、精细化、智能化居家养宠，具备极强的落地实用性与市场推广价值。</w:t>
+        <w:t>相较于市面传统宠物智能设备，本设备依托软硬件协同优化与轻量化算法迭代，在低成本硬件架构下实现了高端智能化陪护功能，有效解决了传统设备功能碎片化、运行机械化、场景适配差、宠物应激性强、远程管控弱的行业痛点；同时整机结构安全可靠、功耗可控、续航稳定，可完美适配家庭常态化宠物独处陪护场景，能够有效缓解宠物独处焦虑，实现科学化、精细化、智能化居家养宠，具备极强的落地实用性与市场推广价值。</w:t>
+      </w:r>
+    </w:p>
+    <w:p>
+      <w:pPr>
+        <w:pStyle w:val="21bc9c4b-6a32-43e5-beaa-fd2d792c5735"/>
+        <w:jc w:val="center"/>
+      </w:pPr>
+      <w:bookmarkStart w:id="0" w:name="_Toc232666176"/>
+      <w:r>
+        <w:rPr>
+          <w:rFonts w:hint="eastAsia"/>
+        </w:rPr>
+        <w:t>参考文献</w:t>
+      </w:r>
+      <w:bookmarkEnd w:id="0"/>
+    </w:p>
+    <w:p>
+      <w:pPr>
+        <w:pStyle w:val="a9"/>
+        <w:numPr>
+          <w:ilvl w:val="0"/>
+          <w:numId w:val="1"/>
+        </w:numPr>
+        <w:spacing w:after="160" w:line="278" w:lineRule="auto"/>
+        <w:contextualSpacing w:val="0"/>
+        <w:jc w:val="left"/>
+        <w:rPr>
+          <w:rFonts w:ascii="Times New Roman" w:eastAsia="宋体" w:hAnsi="Times New Roman" w:cs="Times New Roman"/>
+        </w:rPr>
+      </w:pPr>
+      <w:r>
+        <w:rPr>
+          <w:rFonts w:ascii="Times New Roman" w:eastAsia="宋体" w:hAnsi="Times New Roman" w:cs="Times New Roman"/>
+        </w:rPr>
+        <w:t>钟豪</w:t>
+      </w:r>
+      <w:r>
+        <w:rPr>
+          <w:rFonts w:ascii="Times New Roman" w:eastAsia="宋体" w:hAnsi="Times New Roman" w:cs="Times New Roman"/>
+        </w:rPr>
+        <w:t>,</w:t>
+      </w:r>
+      <w:r>
+        <w:rPr>
+          <w:rFonts w:ascii="Times New Roman" w:eastAsia="宋体" w:hAnsi="Times New Roman" w:cs="Times New Roman"/>
+        </w:rPr>
+        <w:t>吴文福</w:t>
+      </w:r>
+      <w:r>
+        <w:rPr>
+          <w:rFonts w:ascii="Times New Roman" w:eastAsia="宋体" w:hAnsi="Times New Roman" w:cs="Times New Roman"/>
+        </w:rPr>
+        <w:t>,</w:t>
+      </w:r>
+      <w:r>
+        <w:rPr>
+          <w:rFonts w:ascii="Times New Roman" w:eastAsia="宋体" w:hAnsi="Times New Roman" w:cs="Times New Roman"/>
+        </w:rPr>
+        <w:t>尹慧敏</w:t>
+      </w:r>
+      <w:r>
+        <w:rPr>
+          <w:rFonts w:ascii="Times New Roman" w:eastAsia="宋体" w:hAnsi="Times New Roman" w:cs="Times New Roman"/>
+        </w:rPr>
+        <w:t>,</w:t>
+      </w:r>
+      <w:r>
+        <w:rPr>
+          <w:rFonts w:ascii="Times New Roman" w:eastAsia="宋体" w:hAnsi="Times New Roman" w:cs="Times New Roman"/>
+        </w:rPr>
+        <w:t>等</w:t>
+      </w:r>
+      <w:r>
+        <w:rPr>
+          <w:rFonts w:ascii="Times New Roman" w:eastAsia="宋体" w:hAnsi="Times New Roman" w:cs="Times New Roman"/>
+        </w:rPr>
+        <w:t>.</w:t>
+      </w:r>
+      <w:r>
+        <w:rPr>
+          <w:rFonts w:ascii="Times New Roman" w:eastAsia="宋体" w:hAnsi="Times New Roman" w:cs="Times New Roman"/>
+        </w:rPr>
+        <w:t>基于</w:t>
+      </w:r>
+      <w:r>
+        <w:rPr>
+          <w:rFonts w:ascii="Times New Roman" w:eastAsia="宋体" w:hAnsi="Times New Roman" w:cs="Times New Roman"/>
+        </w:rPr>
+        <w:t>STM32</w:t>
+      </w:r>
+      <w:r>
+        <w:rPr>
+          <w:rFonts w:ascii="Times New Roman" w:eastAsia="宋体" w:hAnsi="Times New Roman" w:cs="Times New Roman"/>
+        </w:rPr>
+        <w:t>与物联网的粮仓智能巡检机器人系统设计</w:t>
+      </w:r>
+      <w:r>
+        <w:rPr>
+          <w:rFonts w:ascii="Times New Roman" w:eastAsia="宋体" w:hAnsi="Times New Roman" w:cs="Times New Roman"/>
+        </w:rPr>
+        <w:t>[J/OL].</w:t>
+      </w:r>
+      <w:r>
+        <w:rPr>
+          <w:rFonts w:ascii="Times New Roman" w:eastAsia="宋体" w:hAnsi="Times New Roman" w:cs="Times New Roman"/>
+        </w:rPr>
+        <w:t>吉林农业大学学报</w:t>
+      </w:r>
+      <w:r>
+        <w:rPr>
+          <w:rFonts w:ascii="Times New Roman" w:eastAsia="宋体" w:hAnsi="Times New Roman" w:cs="Times New Roman"/>
+        </w:rPr>
+        <w:t>,1-12[2026-04-17].https://link.cnki.net/urlid/22.1100.S.20260411.1456.002.</w:t>
+      </w:r>
+    </w:p>
+    <w:p>
+      <w:pPr>
+        <w:pStyle w:val="a9"/>
+        <w:numPr>
+          <w:ilvl w:val="0"/>
+          <w:numId w:val="1"/>
+        </w:numPr>
+        <w:spacing w:after="160" w:line="278" w:lineRule="auto"/>
+        <w:contextualSpacing w:val="0"/>
+        <w:jc w:val="left"/>
+        <w:rPr>
+          <w:rFonts w:ascii="Times New Roman" w:eastAsia="宋体" w:hAnsi="Times New Roman" w:cs="Times New Roman"/>
+        </w:rPr>
+      </w:pPr>
+      <w:r>
+        <w:rPr>
+          <w:rFonts w:ascii="Times New Roman" w:eastAsia="宋体" w:hAnsi="Times New Roman" w:cs="Times New Roman"/>
+        </w:rPr>
+        <w:t>张茜</w:t>
+      </w:r>
+      <w:r>
+        <w:rPr>
+          <w:rFonts w:ascii="Times New Roman" w:eastAsia="宋体" w:hAnsi="Times New Roman" w:cs="Times New Roman"/>
+        </w:rPr>
+        <w:t>,</w:t>
+      </w:r>
+      <w:r>
+        <w:rPr>
+          <w:rFonts w:ascii="Times New Roman" w:eastAsia="宋体" w:hAnsi="Times New Roman" w:cs="Times New Roman"/>
+        </w:rPr>
+        <w:t>郭博雨</w:t>
+      </w:r>
+      <w:r>
+        <w:rPr>
+          <w:rFonts w:ascii="Times New Roman" w:eastAsia="宋体" w:hAnsi="Times New Roman" w:cs="Times New Roman"/>
+        </w:rPr>
+        <w:t>.</w:t>
+      </w:r>
+      <w:r>
+        <w:rPr>
+          <w:rFonts w:ascii="Times New Roman" w:eastAsia="宋体" w:hAnsi="Times New Roman" w:cs="Times New Roman"/>
+        </w:rPr>
+        <w:t>基于</w:t>
+      </w:r>
+      <w:r>
+        <w:rPr>
+          <w:rFonts w:ascii="Times New Roman" w:eastAsia="宋体" w:hAnsi="Times New Roman" w:cs="Times New Roman"/>
+        </w:rPr>
+        <w:t>ROS</w:t>
+      </w:r>
+      <w:r>
+        <w:rPr>
+          <w:rFonts w:ascii="Times New Roman" w:eastAsia="宋体" w:hAnsi="Times New Roman" w:cs="Times New Roman"/>
+        </w:rPr>
+        <w:t>的自主跟随式医疗辅助机器人设计</w:t>
+      </w:r>
+      <w:r>
+        <w:rPr>
+          <w:rFonts w:ascii="Times New Roman" w:eastAsia="宋体" w:hAnsi="Times New Roman" w:cs="Times New Roman"/>
+        </w:rPr>
+        <w:t>[J].</w:t>
+      </w:r>
+      <w:r>
+        <w:rPr>
+          <w:rFonts w:ascii="Times New Roman" w:eastAsia="宋体" w:hAnsi="Times New Roman" w:cs="Times New Roman"/>
+        </w:rPr>
+        <w:t>自动化应用</w:t>
+      </w:r>
+      <w:r>
+        <w:rPr>
+          <w:rFonts w:ascii="Times New Roman" w:eastAsia="宋体" w:hAnsi="Times New Roman" w:cs="Times New Roman"/>
+        </w:rPr>
+        <w:t>,2025,66(06):28-29+32.DOI:10.19769/j.zdhy.2025.06.009.</w:t>
+      </w:r>
+    </w:p>
+    <w:p>
+      <w:pPr>
+        <w:pStyle w:val="a9"/>
+        <w:numPr>
+          <w:ilvl w:val="0"/>
+          <w:numId w:val="1"/>
+        </w:numPr>
+        <w:spacing w:after="160" w:line="278" w:lineRule="auto"/>
+        <w:contextualSpacing w:val="0"/>
+        <w:jc w:val="left"/>
+        <w:rPr>
+          <w:rFonts w:ascii="Times New Roman" w:eastAsia="宋体" w:hAnsi="Times New Roman" w:cs="Times New Roman"/>
+        </w:rPr>
+      </w:pPr>
+      <w:r>
+        <w:rPr>
+          <w:rFonts w:ascii="Times New Roman" w:eastAsia="宋体" w:hAnsi="Times New Roman" w:cs="Times New Roman"/>
+        </w:rPr>
+        <w:t>翟延超</w:t>
+      </w:r>
+      <w:r>
+        <w:rPr>
+          <w:rFonts w:ascii="Times New Roman" w:eastAsia="宋体" w:hAnsi="Times New Roman" w:cs="Times New Roman"/>
+        </w:rPr>
+        <w:t>.</w:t>
+      </w:r>
+      <w:r>
+        <w:rPr>
+          <w:rFonts w:ascii="Times New Roman" w:eastAsia="宋体" w:hAnsi="Times New Roman" w:cs="Times New Roman"/>
+        </w:rPr>
+        <w:t>基于多传感器融合的自主跟随机器人关键技术研究</w:t>
+      </w:r>
+      <w:r>
+        <w:rPr>
+          <w:rFonts w:ascii="Times New Roman" w:eastAsia="宋体" w:hAnsi="Times New Roman" w:cs="Times New Roman"/>
+        </w:rPr>
+        <w:t>[D].</w:t>
+      </w:r>
+      <w:r>
+        <w:rPr>
+          <w:rFonts w:ascii="Times New Roman" w:eastAsia="宋体" w:hAnsi="Times New Roman" w:cs="Times New Roman"/>
+        </w:rPr>
+        <w:t>西安建筑科技大学</w:t>
+      </w:r>
+      <w:r>
+        <w:rPr>
+          <w:rFonts w:ascii="Times New Roman" w:eastAsia="宋体" w:hAnsi="Times New Roman" w:cs="Times New Roman"/>
+        </w:rPr>
+        <w:t>,2024.DOI:10.27393/d.cnki.gxazu.2024.000606.</w:t>
+      </w:r>
+    </w:p>
+    <w:p>
+      <w:pPr>
+        <w:pStyle w:val="a9"/>
+        <w:numPr>
+          <w:ilvl w:val="0"/>
+          <w:numId w:val="1"/>
+        </w:numPr>
+        <w:spacing w:after="160" w:line="278" w:lineRule="auto"/>
+        <w:contextualSpacing w:val="0"/>
+        <w:jc w:val="left"/>
+        <w:rPr>
+          <w:rFonts w:ascii="Times New Roman" w:eastAsia="宋体" w:hAnsi="Times New Roman" w:cs="Times New Roman"/>
+        </w:rPr>
+      </w:pPr>
+      <w:r>
+        <w:rPr>
+          <w:rFonts w:ascii="Times New Roman" w:eastAsia="宋体" w:hAnsi="Times New Roman" w:cs="Times New Roman"/>
+        </w:rPr>
+        <w:t>李紫妍</w:t>
+      </w:r>
+      <w:r>
+        <w:rPr>
+          <w:rFonts w:ascii="Times New Roman" w:eastAsia="宋体" w:hAnsi="Times New Roman" w:cs="Times New Roman"/>
+        </w:rPr>
+        <w:t>.</w:t>
+      </w:r>
+      <w:r>
+        <w:rPr>
+          <w:rFonts w:ascii="Times New Roman" w:eastAsia="宋体" w:hAnsi="Times New Roman" w:cs="Times New Roman"/>
+        </w:rPr>
+        <w:t>基于情感共生理念的宠物犬陪伴机器人设计研究</w:t>
+      </w:r>
+      <w:r>
+        <w:rPr>
+          <w:rFonts w:ascii="Times New Roman" w:eastAsia="宋体" w:hAnsi="Times New Roman" w:cs="Times New Roman"/>
+        </w:rPr>
+        <w:t>[D].</w:t>
+      </w:r>
+      <w:r>
+        <w:rPr>
+          <w:rFonts w:ascii="Times New Roman" w:eastAsia="宋体" w:hAnsi="Times New Roman" w:cs="Times New Roman"/>
+        </w:rPr>
+        <w:t>北京化工大学</w:t>
+      </w:r>
+      <w:r>
+        <w:rPr>
+          <w:rFonts w:ascii="Times New Roman" w:eastAsia="宋体" w:hAnsi="Times New Roman" w:cs="Times New Roman"/>
+        </w:rPr>
+        <w:t>,2024.DOI:10.26939/d.cnki.gbhgu.2024.000439.</w:t>
+      </w:r>
+    </w:p>
+    <w:p>
+      <w:pPr>
+        <w:pStyle w:val="a9"/>
+        <w:numPr>
+          <w:ilvl w:val="0"/>
+          <w:numId w:val="1"/>
+        </w:numPr>
+        <w:spacing w:after="160" w:line="278" w:lineRule="auto"/>
+        <w:contextualSpacing w:val="0"/>
+        <w:jc w:val="left"/>
+        <w:rPr>
+          <w:rFonts w:ascii="Times New Roman" w:eastAsia="宋体" w:hAnsi="Times New Roman" w:cs="Times New Roman"/>
+        </w:rPr>
+      </w:pPr>
+      <w:r>
+        <w:rPr>
+          <w:rFonts w:ascii="Times New Roman" w:eastAsia="宋体" w:hAnsi="Times New Roman" w:cs="Times New Roman"/>
+        </w:rPr>
+        <w:t>李敏</w:t>
+      </w:r>
+      <w:r>
+        <w:rPr>
+          <w:rFonts w:ascii="Times New Roman" w:eastAsia="宋体" w:hAnsi="Times New Roman" w:cs="Times New Roman"/>
+        </w:rPr>
+        <w:t>,</w:t>
+      </w:r>
+      <w:r>
+        <w:rPr>
+          <w:rFonts w:ascii="Times New Roman" w:eastAsia="宋体" w:hAnsi="Times New Roman" w:cs="Times New Roman"/>
+        </w:rPr>
+        <w:t>李嘉</w:t>
+      </w:r>
+      <w:r>
+        <w:rPr>
+          <w:rFonts w:ascii="Times New Roman" w:eastAsia="宋体" w:hAnsi="Times New Roman" w:cs="Times New Roman"/>
+        </w:rPr>
+        <w:t>.</w:t>
+      </w:r>
+      <w:r>
+        <w:rPr>
+          <w:rFonts w:ascii="Times New Roman" w:eastAsia="宋体" w:hAnsi="Times New Roman" w:cs="Times New Roman"/>
+        </w:rPr>
+        <w:t>基于宠物心理角度的宠物陪伴型机器人设计研究</w:t>
+      </w:r>
+      <w:r>
+        <w:rPr>
+          <w:rFonts w:ascii="Times New Roman" w:eastAsia="宋体" w:hAnsi="Times New Roman" w:cs="Times New Roman"/>
+        </w:rPr>
+        <w:t>[J].</w:t>
+      </w:r>
+      <w:r>
+        <w:rPr>
+          <w:rFonts w:ascii="Times New Roman" w:eastAsia="宋体" w:hAnsi="Times New Roman" w:cs="Times New Roman"/>
+        </w:rPr>
+        <w:t>大众文艺</w:t>
+      </w:r>
+      <w:r>
+        <w:rPr>
+          <w:rFonts w:ascii="Times New Roman" w:eastAsia="宋体" w:hAnsi="Times New Roman" w:cs="Times New Roman"/>
+        </w:rPr>
+        <w:t>,2018,(24):82-83.DOI:10.20112/j.cnki.issn1007-5828.2018.24.056.</w:t>
+      </w:r>
+    </w:p>
+    <w:p>
+      <w:pPr>
+        <w:pStyle w:val="a9"/>
+        <w:numPr>
+          <w:ilvl w:val="0"/>
+          <w:numId w:val="1"/>
+        </w:numPr>
+        <w:spacing w:after="160" w:line="278" w:lineRule="auto"/>
+        <w:contextualSpacing w:val="0"/>
+        <w:jc w:val="left"/>
+        <w:rPr>
+          <w:rFonts w:ascii="Times New Roman" w:eastAsia="宋体" w:hAnsi="Times New Roman" w:cs="Times New Roman"/>
+        </w:rPr>
+      </w:pPr>
+      <w:r>
+        <w:rPr>
+          <w:rFonts w:ascii="Times New Roman" w:eastAsia="宋体" w:hAnsi="Times New Roman" w:cs="Times New Roman"/>
+        </w:rPr>
+        <w:t>姜海东</w:t>
+      </w:r>
+      <w:r>
+        <w:rPr>
+          <w:rFonts w:ascii="Times New Roman" w:eastAsia="宋体" w:hAnsi="Times New Roman" w:cs="Times New Roman"/>
+        </w:rPr>
+        <w:t>,</w:t>
+      </w:r>
+      <w:r>
+        <w:rPr>
+          <w:rFonts w:ascii="Times New Roman" w:eastAsia="宋体" w:hAnsi="Times New Roman" w:cs="Times New Roman"/>
+        </w:rPr>
+        <w:t>姜小宾</w:t>
+      </w:r>
+      <w:r>
+        <w:rPr>
+          <w:rFonts w:ascii="Times New Roman" w:eastAsia="宋体" w:hAnsi="Times New Roman" w:cs="Times New Roman"/>
+        </w:rPr>
+        <w:t>,</w:t>
+      </w:r>
+      <w:r>
+        <w:rPr>
+          <w:rFonts w:ascii="Times New Roman" w:eastAsia="宋体" w:hAnsi="Times New Roman" w:cs="Times New Roman"/>
+        </w:rPr>
+        <w:t>陆晓忠</w:t>
+      </w:r>
+      <w:r>
+        <w:rPr>
+          <w:rFonts w:ascii="Times New Roman" w:eastAsia="宋体" w:hAnsi="Times New Roman" w:cs="Times New Roman"/>
+        </w:rPr>
+        <w:t>,</w:t>
+      </w:r>
+      <w:r>
+        <w:rPr>
+          <w:rFonts w:ascii="Times New Roman" w:eastAsia="宋体" w:hAnsi="Times New Roman" w:cs="Times New Roman"/>
+        </w:rPr>
+        <w:t>等</w:t>
+      </w:r>
+      <w:r>
+        <w:rPr>
+          <w:rFonts w:ascii="Times New Roman" w:eastAsia="宋体" w:hAnsi="Times New Roman" w:cs="Times New Roman"/>
+        </w:rPr>
+        <w:t>.</w:t>
+      </w:r>
+      <w:r>
+        <w:rPr>
+          <w:rFonts w:ascii="Times New Roman" w:eastAsia="宋体" w:hAnsi="Times New Roman" w:cs="Times New Roman"/>
+        </w:rPr>
+        <w:t>基于多传感信息融合的配电室无人值守智慧巡检技术研究</w:t>
+      </w:r>
+      <w:r>
+        <w:rPr>
+          <w:rFonts w:ascii="Times New Roman" w:eastAsia="宋体" w:hAnsi="Times New Roman" w:cs="Times New Roman"/>
+        </w:rPr>
+        <w:t>[J].</w:t>
+      </w:r>
+      <w:r>
+        <w:rPr>
+          <w:rFonts w:ascii="Times New Roman" w:eastAsia="宋体" w:hAnsi="Times New Roman" w:cs="Times New Roman"/>
+        </w:rPr>
+        <w:t>电力设备管理</w:t>
+      </w:r>
+      <w:r>
+        <w:rPr>
+          <w:rFonts w:ascii="Times New Roman" w:eastAsia="宋体" w:hAnsi="Times New Roman" w:cs="Times New Roman"/>
+        </w:rPr>
+        <w:t>,2026,(03):180-182.DOI:10.26977/j.cnki.dlsbgl.2026.03.079.</w:t>
+      </w:r>
+    </w:p>
+    <w:p>
+      <w:pPr>
+        <w:pStyle w:val="a9"/>
+        <w:numPr>
+          <w:ilvl w:val="0"/>
+          <w:numId w:val="1"/>
+        </w:numPr>
+        <w:spacing w:after="160" w:line="278" w:lineRule="auto"/>
+        <w:contextualSpacing w:val="0"/>
+        <w:jc w:val="left"/>
+        <w:rPr>
+          <w:rFonts w:ascii="Times New Roman" w:eastAsia="宋体" w:hAnsi="Times New Roman" w:cs="Times New Roman"/>
+        </w:rPr>
+      </w:pPr>
+      <w:r>
+        <w:rPr>
+          <w:rFonts w:ascii="Times New Roman" w:eastAsia="宋体" w:hAnsi="Times New Roman" w:cs="Times New Roman"/>
+        </w:rPr>
+        <w:t>苗雨</w:t>
+      </w:r>
+      <w:r>
+        <w:rPr>
+          <w:rFonts w:ascii="Times New Roman" w:eastAsia="宋体" w:hAnsi="Times New Roman" w:cs="Times New Roman"/>
+        </w:rPr>
+        <w:t>.</w:t>
+      </w:r>
+      <w:r>
+        <w:rPr>
+          <w:rFonts w:ascii="Times New Roman" w:eastAsia="宋体" w:hAnsi="Times New Roman" w:cs="Times New Roman"/>
+        </w:rPr>
+        <w:t>基于</w:t>
+      </w:r>
+      <w:r>
+        <w:rPr>
+          <w:rFonts w:ascii="Times New Roman" w:eastAsia="宋体" w:hAnsi="Times New Roman" w:cs="Times New Roman"/>
+        </w:rPr>
+        <w:t>PID</w:t>
+      </w:r>
+      <w:r>
+        <w:rPr>
+          <w:rFonts w:ascii="Times New Roman" w:eastAsia="宋体" w:hAnsi="Times New Roman" w:cs="Times New Roman"/>
+        </w:rPr>
+        <w:t>控制的循迹小车路径跟踪算法优化研究</w:t>
+      </w:r>
+      <w:r>
+        <w:rPr>
+          <w:rFonts w:ascii="Times New Roman" w:eastAsia="宋体" w:hAnsi="Times New Roman" w:cs="Times New Roman"/>
+        </w:rPr>
+        <w:t>[J].</w:t>
+      </w:r>
+      <w:r>
+        <w:rPr>
+          <w:rFonts w:ascii="Times New Roman" w:eastAsia="宋体" w:hAnsi="Times New Roman" w:cs="Times New Roman"/>
+        </w:rPr>
+        <w:t>信息与电脑</w:t>
+      </w:r>
+      <w:r>
+        <w:rPr>
+          <w:rFonts w:ascii="Times New Roman" w:eastAsia="宋体" w:hAnsi="Times New Roman" w:cs="Times New Roman"/>
+        </w:rPr>
+        <w:t>,2025,37(23):72-74.</w:t>
+      </w:r>
+    </w:p>
+    <w:p>
+      <w:pPr>
+        <w:pStyle w:val="a9"/>
+        <w:numPr>
+          <w:ilvl w:val="0"/>
+          <w:numId w:val="1"/>
+        </w:numPr>
+        <w:spacing w:after="160" w:line="278" w:lineRule="auto"/>
+        <w:contextualSpacing w:val="0"/>
+        <w:jc w:val="left"/>
+        <w:rPr>
+          <w:rFonts w:ascii="Times New Roman" w:eastAsia="宋体" w:hAnsi="Times New Roman" w:cs="Times New Roman"/>
+        </w:rPr>
+      </w:pPr>
+      <w:r>
+        <w:rPr>
+          <w:rFonts w:ascii="Times New Roman" w:eastAsia="宋体" w:hAnsi="Times New Roman" w:cs="Times New Roman"/>
+        </w:rPr>
+        <w:t>潘俊霖</w:t>
+      </w:r>
+      <w:r>
+        <w:rPr>
+          <w:rFonts w:ascii="Times New Roman" w:eastAsia="宋体" w:hAnsi="Times New Roman" w:cs="Times New Roman"/>
+        </w:rPr>
+        <w:t>,</w:t>
+      </w:r>
+      <w:r>
+        <w:rPr>
+          <w:rFonts w:ascii="Times New Roman" w:eastAsia="宋体" w:hAnsi="Times New Roman" w:cs="Times New Roman"/>
+        </w:rPr>
+        <w:t>邱健斌</w:t>
+      </w:r>
+      <w:r>
+        <w:rPr>
+          <w:rFonts w:ascii="Times New Roman" w:eastAsia="宋体" w:hAnsi="Times New Roman" w:cs="Times New Roman"/>
+        </w:rPr>
+        <w:t>,</w:t>
+      </w:r>
+      <w:r>
+        <w:rPr>
+          <w:rFonts w:ascii="Times New Roman" w:eastAsia="宋体" w:hAnsi="Times New Roman" w:cs="Times New Roman"/>
+        </w:rPr>
+        <w:t>许瑞</w:t>
+      </w:r>
+      <w:r>
+        <w:rPr>
+          <w:rFonts w:ascii="Times New Roman" w:eastAsia="宋体" w:hAnsi="Times New Roman" w:cs="Times New Roman"/>
+        </w:rPr>
+        <w:t xml:space="preserve">. </w:t>
+      </w:r>
+      <w:r>
+        <w:rPr>
+          <w:rFonts w:ascii="Times New Roman" w:eastAsia="宋体" w:hAnsi="Times New Roman" w:cs="Times New Roman"/>
+        </w:rPr>
+        <w:t>基于</w:t>
+      </w:r>
+      <w:r>
+        <w:rPr>
+          <w:rFonts w:ascii="Times New Roman" w:eastAsia="宋体" w:hAnsi="Times New Roman" w:cs="Times New Roman"/>
+        </w:rPr>
+        <w:t>MATLAB</w:t>
+      </w:r>
+      <w:r>
+        <w:rPr>
+          <w:rFonts w:ascii="Times New Roman" w:eastAsia="宋体" w:hAnsi="Times New Roman" w:cs="Times New Roman"/>
+        </w:rPr>
+        <w:t>的智能小车路径识别及其算法优化</w:t>
+      </w:r>
+      <w:r>
+        <w:rPr>
+          <w:rFonts w:ascii="Times New Roman" w:eastAsia="宋体" w:hAnsi="Times New Roman" w:cs="Times New Roman"/>
+        </w:rPr>
+        <w:t>[J].</w:t>
+      </w:r>
+      <w:r>
+        <w:rPr>
+          <w:rFonts w:ascii="Times New Roman" w:eastAsia="宋体" w:hAnsi="Times New Roman" w:cs="Times New Roman"/>
+        </w:rPr>
+        <w:t>汽车实用技术</w:t>
+      </w:r>
+      <w:r>
+        <w:rPr>
+          <w:rFonts w:ascii="Times New Roman" w:eastAsia="宋体" w:hAnsi="Times New Roman" w:cs="Times New Roman"/>
+        </w:rPr>
+        <w:t>,2025,50(19):37-42.DOI:10.16638/j.cnki.1671-7988.2025.019.007.</w:t>
+      </w:r>
+    </w:p>
+    <w:p>
+      <w:pPr>
+        <w:pStyle w:val="a9"/>
+        <w:numPr>
+          <w:ilvl w:val="0"/>
+          <w:numId w:val="1"/>
+        </w:numPr>
+        <w:spacing w:after="160" w:line="278" w:lineRule="auto"/>
+        <w:contextualSpacing w:val="0"/>
+        <w:jc w:val="left"/>
+        <w:rPr>
+          <w:rFonts w:ascii="Times New Roman" w:eastAsia="宋体" w:hAnsi="Times New Roman" w:cs="Times New Roman"/>
+        </w:rPr>
+      </w:pPr>
+      <w:r>
+        <w:rPr>
+          <w:rFonts w:ascii="Times New Roman" w:eastAsia="宋体" w:hAnsi="Times New Roman" w:cs="Times New Roman"/>
+        </w:rPr>
+        <w:t>夏紫涵</w:t>
+      </w:r>
+      <w:r>
+        <w:rPr>
+          <w:rFonts w:ascii="Times New Roman" w:eastAsia="宋体" w:hAnsi="Times New Roman" w:cs="Times New Roman"/>
+        </w:rPr>
+        <w:t>,</w:t>
+      </w:r>
+      <w:r>
+        <w:rPr>
+          <w:rFonts w:ascii="Times New Roman" w:eastAsia="宋体" w:hAnsi="Times New Roman" w:cs="Times New Roman"/>
+        </w:rPr>
+        <w:t>马基法</w:t>
+      </w:r>
+      <w:r>
+        <w:rPr>
+          <w:rFonts w:ascii="Times New Roman" w:eastAsia="宋体" w:hAnsi="Times New Roman" w:cs="Times New Roman"/>
+        </w:rPr>
+        <w:t xml:space="preserve">. </w:t>
+      </w:r>
+      <w:r>
+        <w:rPr>
+          <w:rFonts w:ascii="Times New Roman" w:eastAsia="宋体" w:hAnsi="Times New Roman" w:cs="Times New Roman"/>
+        </w:rPr>
+        <w:t>全自动宠物喂食互动机器人</w:t>
+      </w:r>
+      <w:r>
+        <w:rPr>
+          <w:rFonts w:ascii="Times New Roman" w:eastAsia="宋体" w:hAnsi="Times New Roman" w:cs="Times New Roman"/>
+        </w:rPr>
+        <w:t>[J].</w:t>
+      </w:r>
+      <w:r>
+        <w:rPr>
+          <w:rFonts w:ascii="Times New Roman" w:eastAsia="宋体" w:hAnsi="Times New Roman" w:cs="Times New Roman"/>
+        </w:rPr>
+        <w:t>科学大众</w:t>
+      </w:r>
+      <w:r>
+        <w:rPr>
+          <w:rFonts w:ascii="Times New Roman" w:eastAsia="宋体" w:hAnsi="Times New Roman" w:cs="Times New Roman"/>
+        </w:rPr>
+        <w:t>(</w:t>
+      </w:r>
+      <w:r>
+        <w:rPr>
+          <w:rFonts w:ascii="Times New Roman" w:eastAsia="宋体" w:hAnsi="Times New Roman" w:cs="Times New Roman"/>
+        </w:rPr>
+        <w:t>小学版</w:t>
+      </w:r>
+      <w:r>
+        <w:rPr>
+          <w:rFonts w:ascii="Times New Roman" w:eastAsia="宋体" w:hAnsi="Times New Roman" w:cs="Times New Roman"/>
+        </w:rPr>
+        <w:t>),2025,(06):31.</w:t>
+      </w:r>
+    </w:p>
+    <w:p>
+      <w:pPr>
+        <w:pStyle w:val="a9"/>
+        <w:numPr>
+          <w:ilvl w:val="0"/>
+          <w:numId w:val="1"/>
+        </w:numPr>
+        <w:spacing w:after="160" w:line="278" w:lineRule="auto"/>
+        <w:contextualSpacing w:val="0"/>
+        <w:jc w:val="left"/>
+        <w:rPr>
+          <w:rFonts w:ascii="Times New Roman" w:eastAsia="宋体" w:hAnsi="Times New Roman" w:cs="Times New Roman"/>
+        </w:rPr>
+      </w:pPr>
+      <w:r>
+        <w:rPr>
+          <w:rFonts w:ascii="Times New Roman" w:eastAsia="宋体" w:hAnsi="Times New Roman" w:cs="Times New Roman"/>
+        </w:rPr>
+        <w:t>王传才</w:t>
+      </w:r>
+      <w:r>
+        <w:rPr>
+          <w:rFonts w:ascii="Times New Roman" w:eastAsia="宋体" w:hAnsi="Times New Roman" w:cs="Times New Roman"/>
+        </w:rPr>
+        <w:t>,</w:t>
+      </w:r>
+      <w:r>
+        <w:rPr>
+          <w:rFonts w:ascii="Times New Roman" w:eastAsia="宋体" w:hAnsi="Times New Roman" w:cs="Times New Roman"/>
+        </w:rPr>
+        <w:t>张笑恒</w:t>
+      </w:r>
+      <w:r>
+        <w:rPr>
+          <w:rFonts w:ascii="Times New Roman" w:eastAsia="宋体" w:hAnsi="Times New Roman" w:cs="Times New Roman"/>
+        </w:rPr>
+        <w:t>,</w:t>
+      </w:r>
+      <w:r>
+        <w:rPr>
+          <w:rFonts w:ascii="Times New Roman" w:eastAsia="宋体" w:hAnsi="Times New Roman" w:cs="Times New Roman"/>
+        </w:rPr>
+        <w:t>李继东</w:t>
+      </w:r>
+      <w:r>
+        <w:rPr>
+          <w:rFonts w:ascii="Times New Roman" w:eastAsia="宋体" w:hAnsi="Times New Roman" w:cs="Times New Roman"/>
+        </w:rPr>
+        <w:t>,</w:t>
+      </w:r>
+      <w:r>
+        <w:rPr>
+          <w:rFonts w:ascii="Times New Roman" w:eastAsia="宋体" w:hAnsi="Times New Roman" w:cs="Times New Roman"/>
+        </w:rPr>
+        <w:t>等</w:t>
+      </w:r>
+      <w:r>
+        <w:rPr>
+          <w:rFonts w:ascii="Times New Roman" w:eastAsia="宋体" w:hAnsi="Times New Roman" w:cs="Times New Roman"/>
+        </w:rPr>
+        <w:t xml:space="preserve">. </w:t>
+      </w:r>
+      <w:r>
+        <w:rPr>
+          <w:rFonts w:ascii="Times New Roman" w:eastAsia="宋体" w:hAnsi="Times New Roman" w:cs="Times New Roman"/>
+        </w:rPr>
+        <w:t>一种应对多障碍路况的智能小车自动寻迹控制系统</w:t>
+      </w:r>
+      <w:r>
+        <w:rPr>
+          <w:rFonts w:ascii="Times New Roman" w:eastAsia="宋体" w:hAnsi="Times New Roman" w:cs="Times New Roman"/>
+        </w:rPr>
+        <w:t>[J].</w:t>
+      </w:r>
+      <w:r>
+        <w:rPr>
+          <w:rFonts w:ascii="Times New Roman" w:eastAsia="宋体" w:hAnsi="Times New Roman" w:cs="Times New Roman"/>
+        </w:rPr>
+        <w:t>电脑知识与技术</w:t>
+      </w:r>
+      <w:r>
+        <w:rPr>
+          <w:rFonts w:ascii="Times New Roman" w:eastAsia="宋体" w:hAnsi="Times New Roman" w:cs="Times New Roman"/>
+        </w:rPr>
+        <w:t>,2024,20(28):20-22.DOI:10.14004/j.cnki.ckt.2024.1500.</w:t>
+      </w:r>
+    </w:p>
+    <w:p>
+      <w:pPr>
+        <w:pStyle w:val="a9"/>
+        <w:numPr>
+          <w:ilvl w:val="0"/>
+          <w:numId w:val="1"/>
+        </w:numPr>
+        <w:spacing w:after="160" w:line="278" w:lineRule="auto"/>
+        <w:contextualSpacing w:val="0"/>
+        <w:jc w:val="left"/>
+        <w:rPr>
+          <w:rFonts w:ascii="Times New Roman" w:eastAsia="宋体" w:hAnsi="Times New Roman" w:cs="Times New Roman"/>
+        </w:rPr>
+      </w:pPr>
+      <w:r>
+        <w:rPr>
+          <w:rFonts w:ascii="Times New Roman" w:eastAsia="宋体" w:hAnsi="Times New Roman" w:cs="Times New Roman"/>
+        </w:rPr>
+        <w:t>文多</w:t>
+      </w:r>
+      <w:r>
+        <w:rPr>
+          <w:rFonts w:ascii="Times New Roman" w:eastAsia="宋体" w:hAnsi="Times New Roman" w:cs="Times New Roman"/>
+        </w:rPr>
+        <w:t>.</w:t>
+      </w:r>
+      <w:r>
+        <w:rPr>
+          <w:rFonts w:ascii="Times New Roman" w:eastAsia="宋体" w:hAnsi="Times New Roman" w:cs="Times New Roman"/>
+        </w:rPr>
+        <w:t>面向</w:t>
+      </w:r>
+      <w:r>
+        <w:rPr>
+          <w:rFonts w:ascii="Times New Roman" w:eastAsia="宋体" w:hAnsi="Times New Roman" w:cs="Times New Roman"/>
+        </w:rPr>
+        <w:t>Z</w:t>
+      </w:r>
+      <w:r>
+        <w:rPr>
+          <w:rFonts w:ascii="Times New Roman" w:eastAsia="宋体" w:hAnsi="Times New Roman" w:cs="Times New Roman"/>
+        </w:rPr>
+        <w:t>世代青年人的宠物机器人情感化设计研究</w:t>
+      </w:r>
+      <w:r>
+        <w:rPr>
+          <w:rFonts w:ascii="Times New Roman" w:eastAsia="宋体" w:hAnsi="Times New Roman" w:cs="Times New Roman"/>
+        </w:rPr>
+        <w:t>[D].</w:t>
+      </w:r>
+      <w:r>
+        <w:rPr>
+          <w:rFonts w:ascii="Times New Roman" w:eastAsia="宋体" w:hAnsi="Times New Roman" w:cs="Times New Roman"/>
+        </w:rPr>
+        <w:t>江西财经大学</w:t>
+      </w:r>
+      <w:r>
+        <w:rPr>
+          <w:rFonts w:ascii="Times New Roman" w:eastAsia="宋体" w:hAnsi="Times New Roman" w:cs="Times New Roman"/>
+        </w:rPr>
+        <w:t xml:space="preserve">,2024.DOI:10.27175/d.cnki.gjxcu.2024.001600. </w:t>
+      </w:r>
+    </w:p>
+    <w:p>
+      <w:pPr>
+        <w:pStyle w:val="a9"/>
+        <w:numPr>
+          <w:ilvl w:val="0"/>
+          <w:numId w:val="1"/>
+        </w:numPr>
+        <w:spacing w:after="160" w:line="278" w:lineRule="auto"/>
+        <w:contextualSpacing w:val="0"/>
+        <w:jc w:val="left"/>
+        <w:rPr>
+          <w:rFonts w:ascii="Times New Roman" w:eastAsia="宋体" w:hAnsi="Times New Roman" w:cs="Times New Roman"/>
+        </w:rPr>
+      </w:pPr>
+      <w:r>
+        <w:rPr>
+          <w:rFonts w:ascii="Times New Roman" w:eastAsia="宋体" w:hAnsi="Times New Roman" w:cs="Times New Roman"/>
+        </w:rPr>
+        <w:lastRenderedPageBreak/>
+        <w:t>刘冰</w:t>
+      </w:r>
+      <w:r>
+        <w:rPr>
+          <w:rFonts w:ascii="Times New Roman" w:eastAsia="宋体" w:hAnsi="Times New Roman" w:cs="Times New Roman"/>
+        </w:rPr>
+        <w:t>.</w:t>
+      </w:r>
+      <w:r>
+        <w:rPr>
+          <w:rFonts w:ascii="Times New Roman" w:eastAsia="宋体" w:hAnsi="Times New Roman" w:cs="Times New Roman"/>
+        </w:rPr>
+        <w:t>多模态互动宠物机器人的研究与设计</w:t>
+      </w:r>
+      <w:r>
+        <w:rPr>
+          <w:rFonts w:ascii="Times New Roman" w:eastAsia="宋体" w:hAnsi="Times New Roman" w:cs="Times New Roman"/>
+        </w:rPr>
+        <w:t>[D].</w:t>
+      </w:r>
+      <w:r>
+        <w:rPr>
+          <w:rFonts w:ascii="Times New Roman" w:eastAsia="宋体" w:hAnsi="Times New Roman" w:cs="Times New Roman"/>
+        </w:rPr>
+        <w:t>重庆理工大学</w:t>
+      </w:r>
+      <w:r>
+        <w:rPr>
+          <w:rFonts w:ascii="Times New Roman" w:eastAsia="宋体" w:hAnsi="Times New Roman" w:cs="Times New Roman"/>
+        </w:rPr>
+        <w:t xml:space="preserve">,2024.DOI:10.27753/d.cnki.gcqgx.2024.000921. </w:t>
+      </w:r>
+    </w:p>
+    <w:p>
+      <w:pPr>
+        <w:pStyle w:val="a9"/>
+        <w:numPr>
+          <w:ilvl w:val="0"/>
+          <w:numId w:val="1"/>
+        </w:numPr>
+        <w:spacing w:after="160" w:line="278" w:lineRule="auto"/>
+        <w:contextualSpacing w:val="0"/>
+        <w:jc w:val="left"/>
+        <w:rPr>
+          <w:rFonts w:ascii="Times New Roman" w:eastAsia="宋体" w:hAnsi="Times New Roman" w:cs="Times New Roman"/>
+        </w:rPr>
+      </w:pPr>
+      <w:r>
+        <w:rPr>
+          <w:rFonts w:ascii="Times New Roman" w:eastAsia="宋体" w:hAnsi="Times New Roman" w:cs="Times New Roman"/>
+        </w:rPr>
+        <w:t>张晨亮</w:t>
+      </w:r>
+      <w:r>
+        <w:rPr>
+          <w:rFonts w:ascii="Times New Roman" w:eastAsia="宋体" w:hAnsi="Times New Roman" w:cs="Times New Roman"/>
+        </w:rPr>
+        <w:t>,</w:t>
+      </w:r>
+      <w:r>
+        <w:rPr>
+          <w:rFonts w:ascii="Times New Roman" w:eastAsia="宋体" w:hAnsi="Times New Roman" w:cs="Times New Roman"/>
+        </w:rPr>
+        <w:t>张亚周</w:t>
+      </w:r>
+      <w:r>
+        <w:rPr>
+          <w:rFonts w:ascii="Times New Roman" w:eastAsia="宋体" w:hAnsi="Times New Roman" w:cs="Times New Roman"/>
+        </w:rPr>
+        <w:t xml:space="preserve">. </w:t>
+      </w:r>
+      <w:r>
+        <w:rPr>
+          <w:rFonts w:ascii="Times New Roman" w:eastAsia="宋体" w:hAnsi="Times New Roman" w:cs="Times New Roman"/>
+        </w:rPr>
+        <w:t>基于机器视觉的小车跟随行驶系统设计</w:t>
+      </w:r>
+      <w:r>
+        <w:rPr>
+          <w:rFonts w:ascii="Times New Roman" w:eastAsia="宋体" w:hAnsi="Times New Roman" w:cs="Times New Roman"/>
+        </w:rPr>
+        <w:t>[J].</w:t>
+      </w:r>
+      <w:r>
+        <w:rPr>
+          <w:rFonts w:ascii="Times New Roman" w:eastAsia="宋体" w:hAnsi="Times New Roman" w:cs="Times New Roman"/>
+        </w:rPr>
+        <w:t>物联网技术</w:t>
+      </w:r>
+      <w:r>
+        <w:rPr>
+          <w:rFonts w:ascii="Times New Roman" w:eastAsia="宋体" w:hAnsi="Times New Roman" w:cs="Times New Roman"/>
+        </w:rPr>
+        <w:t>,2024,14(03):118-119+122.DOI:10.16667/j.issn.2095-1302.2024.03.028.</w:t>
+      </w:r>
+    </w:p>
+    <w:p>
+      <w:pPr>
+        <w:pStyle w:val="a9"/>
+        <w:numPr>
+          <w:ilvl w:val="0"/>
+          <w:numId w:val="1"/>
+        </w:numPr>
+        <w:spacing w:after="160" w:line="278" w:lineRule="auto"/>
+        <w:contextualSpacing w:val="0"/>
+        <w:jc w:val="left"/>
+        <w:rPr>
+          <w:rFonts w:ascii="Times New Roman" w:eastAsia="宋体" w:hAnsi="Times New Roman" w:cs="Times New Roman"/>
+        </w:rPr>
+      </w:pPr>
+      <w:r>
+        <w:rPr>
+          <w:rFonts w:ascii="Times New Roman" w:eastAsia="宋体" w:hAnsi="Times New Roman" w:cs="Times New Roman"/>
+        </w:rPr>
+        <w:t>张寒钧</w:t>
+      </w:r>
+      <w:r>
+        <w:rPr>
+          <w:rFonts w:ascii="Times New Roman" w:eastAsia="宋体" w:hAnsi="Times New Roman" w:cs="Times New Roman"/>
+        </w:rPr>
+        <w:t xml:space="preserve">. </w:t>
+      </w:r>
+      <w:r>
+        <w:rPr>
+          <w:rFonts w:ascii="Times New Roman" w:eastAsia="宋体" w:hAnsi="Times New Roman" w:cs="Times New Roman"/>
+        </w:rPr>
+        <w:t>家养宠物陪伴机器人设计研究</w:t>
+      </w:r>
+      <w:r>
+        <w:rPr>
+          <w:rFonts w:ascii="Times New Roman" w:eastAsia="宋体" w:hAnsi="Times New Roman" w:cs="Times New Roman"/>
+        </w:rPr>
+        <w:t>[J].</w:t>
+      </w:r>
+      <w:r>
+        <w:rPr>
+          <w:rFonts w:ascii="Times New Roman" w:eastAsia="宋体" w:hAnsi="Times New Roman" w:cs="Times New Roman"/>
+        </w:rPr>
+        <w:t>玩具世界</w:t>
+      </w:r>
+      <w:r>
+        <w:rPr>
+          <w:rFonts w:ascii="Times New Roman" w:eastAsia="宋体" w:hAnsi="Times New Roman" w:cs="Times New Roman"/>
+        </w:rPr>
+        <w:t>,2024,(02):23-25.</w:t>
+      </w:r>
+    </w:p>
+    <w:p>
+      <w:pPr>
+        <w:pStyle w:val="a9"/>
+        <w:numPr>
+          <w:ilvl w:val="0"/>
+          <w:numId w:val="1"/>
+        </w:numPr>
+        <w:spacing w:after="160" w:line="278" w:lineRule="auto"/>
+        <w:contextualSpacing w:val="0"/>
+        <w:jc w:val="left"/>
+        <w:rPr>
+          <w:rFonts w:ascii="Times New Roman" w:eastAsia="宋体" w:hAnsi="Times New Roman" w:cs="Times New Roman"/>
+        </w:rPr>
+      </w:pPr>
+      <w:r>
+        <w:rPr>
+          <w:rFonts w:ascii="Times New Roman" w:eastAsia="宋体" w:hAnsi="Times New Roman" w:cs="Times New Roman"/>
+        </w:rPr>
+        <w:t>乔平</w:t>
+      </w:r>
+      <w:r>
+        <w:rPr>
+          <w:rFonts w:ascii="Times New Roman" w:eastAsia="宋体" w:hAnsi="Times New Roman" w:cs="Times New Roman"/>
+        </w:rPr>
+        <w:t>,</w:t>
+      </w:r>
+      <w:r>
+        <w:rPr>
+          <w:rFonts w:ascii="Times New Roman" w:eastAsia="宋体" w:hAnsi="Times New Roman" w:cs="Times New Roman"/>
+        </w:rPr>
+        <w:t>乔有田</w:t>
+      </w:r>
+      <w:r>
+        <w:rPr>
+          <w:rFonts w:ascii="Times New Roman" w:eastAsia="宋体" w:hAnsi="Times New Roman" w:cs="Times New Roman"/>
+        </w:rPr>
+        <w:t xml:space="preserve">. </w:t>
+      </w:r>
+      <w:r>
+        <w:rPr>
+          <w:rFonts w:ascii="Times New Roman" w:eastAsia="宋体" w:hAnsi="Times New Roman" w:cs="Times New Roman"/>
+        </w:rPr>
+        <w:t>基于机器视觉的智能小车设计</w:t>
+      </w:r>
+      <w:r>
+        <w:rPr>
+          <w:rFonts w:ascii="Times New Roman" w:eastAsia="宋体" w:hAnsi="Times New Roman" w:cs="Times New Roman"/>
+        </w:rPr>
+        <w:t>[J].</w:t>
+      </w:r>
+      <w:r>
+        <w:rPr>
+          <w:rFonts w:ascii="Times New Roman" w:eastAsia="宋体" w:hAnsi="Times New Roman" w:cs="Times New Roman"/>
+        </w:rPr>
+        <w:t>电子技术</w:t>
+      </w:r>
+      <w:r>
+        <w:rPr>
+          <w:rFonts w:ascii="Times New Roman" w:eastAsia="宋体" w:hAnsi="Times New Roman" w:cs="Times New Roman"/>
+        </w:rPr>
+        <w:t>,2022,51(12):6-8.</w:t>
+      </w:r>
+    </w:p>
+    <w:p>
+      <w:pPr>
+        <w:pStyle w:val="a9"/>
+        <w:numPr>
+          <w:ilvl w:val="0"/>
+          <w:numId w:val="1"/>
+        </w:numPr>
+        <w:spacing w:after="160" w:line="278" w:lineRule="auto"/>
+        <w:contextualSpacing w:val="0"/>
+        <w:jc w:val="left"/>
+        <w:rPr>
+          <w:rFonts w:ascii="Times New Roman" w:eastAsia="宋体" w:hAnsi="Times New Roman" w:cs="Times New Roman"/>
+        </w:rPr>
+      </w:pPr>
+      <w:r>
+        <w:rPr>
+          <w:rFonts w:ascii="Times New Roman" w:eastAsia="宋体" w:hAnsi="Times New Roman" w:cs="Times New Roman"/>
+        </w:rPr>
+        <w:t>欧寒芝</w:t>
+      </w:r>
+      <w:r>
+        <w:rPr>
+          <w:rFonts w:ascii="Times New Roman" w:eastAsia="宋体" w:hAnsi="Times New Roman" w:cs="Times New Roman"/>
+        </w:rPr>
+        <w:t>,</w:t>
+      </w:r>
+      <w:r>
+        <w:rPr>
+          <w:rFonts w:ascii="Times New Roman" w:eastAsia="宋体" w:hAnsi="Times New Roman" w:cs="Times New Roman"/>
+        </w:rPr>
+        <w:t>匡盈霏</w:t>
+      </w:r>
+      <w:r>
+        <w:rPr>
+          <w:rFonts w:ascii="Times New Roman" w:eastAsia="宋体" w:hAnsi="Times New Roman" w:cs="Times New Roman"/>
+        </w:rPr>
+        <w:t>,</w:t>
+      </w:r>
+      <w:r>
+        <w:rPr>
+          <w:rFonts w:ascii="Times New Roman" w:eastAsia="宋体" w:hAnsi="Times New Roman" w:cs="Times New Roman"/>
+        </w:rPr>
+        <w:t>丁慧玉</w:t>
+      </w:r>
+      <w:r>
+        <w:rPr>
+          <w:rFonts w:ascii="Times New Roman" w:eastAsia="宋体" w:hAnsi="Times New Roman" w:cs="Times New Roman"/>
+        </w:rPr>
+        <w:t>,</w:t>
+      </w:r>
+      <w:r>
+        <w:rPr>
+          <w:rFonts w:ascii="Times New Roman" w:eastAsia="宋体" w:hAnsi="Times New Roman" w:cs="Times New Roman"/>
+        </w:rPr>
+        <w:t>等</w:t>
+      </w:r>
+      <w:r>
+        <w:rPr>
+          <w:rFonts w:ascii="Times New Roman" w:eastAsia="宋体" w:hAnsi="Times New Roman" w:cs="Times New Roman"/>
+        </w:rPr>
+        <w:t xml:space="preserve">. </w:t>
+      </w:r>
+      <w:r>
+        <w:rPr>
+          <w:rFonts w:ascii="Times New Roman" w:eastAsia="宋体" w:hAnsi="Times New Roman" w:cs="Times New Roman"/>
+        </w:rPr>
+        <w:t>一种机器视觉巡线避障小车的设计</w:t>
+      </w:r>
+      <w:r>
+        <w:rPr>
+          <w:rFonts w:ascii="Times New Roman" w:eastAsia="宋体" w:hAnsi="Times New Roman" w:cs="Times New Roman"/>
+        </w:rPr>
+        <w:t>[J].</w:t>
+      </w:r>
+      <w:r>
+        <w:rPr>
+          <w:rFonts w:ascii="Times New Roman" w:eastAsia="宋体" w:hAnsi="Times New Roman" w:cs="Times New Roman"/>
+        </w:rPr>
+        <w:t>电脑与信息技术</w:t>
+      </w:r>
+      <w:r>
+        <w:rPr>
+          <w:rFonts w:ascii="Times New Roman" w:eastAsia="宋体" w:hAnsi="Times New Roman" w:cs="Times New Roman"/>
+        </w:rPr>
+        <w:t>,2022,30(02):13-17.DOI:10.19414/j.cnki.1005-1228.2022.02.023.</w:t>
+      </w:r>
+    </w:p>
+    <w:p>
+      <w:pPr>
+        <w:pStyle w:val="a9"/>
+        <w:numPr>
+          <w:ilvl w:val="0"/>
+          <w:numId w:val="1"/>
+        </w:numPr>
+        <w:spacing w:after="160" w:line="278" w:lineRule="auto"/>
+        <w:contextualSpacing w:val="0"/>
+        <w:jc w:val="left"/>
+        <w:rPr>
+          <w:rFonts w:ascii="Times New Roman" w:eastAsia="宋体" w:hAnsi="Times New Roman" w:cs="Times New Roman"/>
+        </w:rPr>
+      </w:pPr>
+      <w:r>
+        <w:rPr>
+          <w:rFonts w:ascii="Times New Roman" w:eastAsia="宋体" w:hAnsi="Times New Roman" w:cs="Times New Roman"/>
+        </w:rPr>
+        <w:t>CHOUDHARI M, BAGYAVEERESWARAN V, ANITHA R, et al. A distributed rapidly exploring random tree (D-RRT) algorithm for path planning of self maneuvering robots in domestic environments[J]. Engineering Research Express, 2026, 8(6): 065316. DOI:10.1088/2631-8695/AE50D5.</w:t>
+      </w:r>
+    </w:p>
+    <w:p>
+      <w:pPr>
+        <w:pStyle w:val="a9"/>
+        <w:numPr>
+          <w:ilvl w:val="0"/>
+          <w:numId w:val="1"/>
+        </w:numPr>
+        <w:spacing w:after="160" w:line="278" w:lineRule="auto"/>
+        <w:contextualSpacing w:val="0"/>
+        <w:jc w:val="left"/>
+        <w:rPr>
+          <w:rFonts w:ascii="Times New Roman" w:eastAsia="宋体" w:hAnsi="Times New Roman" w:cs="Times New Roman"/>
+        </w:rPr>
+      </w:pPr>
+      <w:r>
+        <w:rPr>
+          <w:rFonts w:ascii="Times New Roman" w:eastAsia="宋体" w:hAnsi="Times New Roman" w:cs="Times New Roman"/>
+        </w:rPr>
+        <w:t>ZHOU Y X, DING J R, LI C Y, et al. Analysis of the Pet Companion Robot Market[C]//3rd International Conference on Business and Policy Studies 2024., 2024. DOI:10.54254/2754-1169/106/20241679.</w:t>
+      </w:r>
+    </w:p>
+    <w:p>
+      <w:pPr>
+        <w:pStyle w:val="a9"/>
+        <w:numPr>
+          <w:ilvl w:val="0"/>
+          <w:numId w:val="1"/>
+        </w:numPr>
+        <w:spacing w:after="160" w:line="278" w:lineRule="auto"/>
+        <w:contextualSpacing w:val="0"/>
+        <w:jc w:val="left"/>
+        <w:rPr>
+          <w:rFonts w:ascii="Times New Roman" w:eastAsia="宋体" w:hAnsi="Times New Roman" w:cs="Times New Roman" w:hint="eastAsia"/>
+        </w:rPr>
+      </w:pPr>
+      <w:r>
+        <w:rPr>
+          <w:rFonts w:ascii="Times New Roman" w:eastAsia="宋体" w:hAnsi="Times New Roman" w:cs="Times New Roman"/>
+        </w:rPr>
+        <w:t>PARK S, LEE S. A stochastic game theory based energy-efficient device-to-device communication optimization for autonomous mobile robots over industrial IoT networks[J].Computer Networks, 2026, 274: 111864. DOI:10.1016/J.COMNET.2025.111864.</w:t>
       </w:r>
     </w:p>
     <w:p/>
@@ -1484,6 +2344,103 @@
     </w:p>
   </w:footnote>
 </w:footnotes>
+</file>
+
+<file path=word/numbering.xml><?xml version="1.0" encoding="utf-8"?>
+<w:numbering xmlns:wpc="http://schemas.microsoft.com/office/word/2010/wordprocessingCanvas" xmlns:cx="http://schemas.microsoft.com/office/drawing/2014/chartex" xmlns:cx1="http://schemas.microsoft.com/office/drawing/2015/9/8/chartex" xmlns:cx2="http://schemas.microsoft.com/office/drawing/2015/10/21/chartex" xmlns:cx3="http://schemas.microsoft.com/office/drawing/2016/5/9/chartex" xmlns:cx4="http://schemas.microsoft.com/office/drawing/2016/5/10/chartex" xmlns:cx5="http://schemas.microsoft.com/office/drawing/2016/5/11/chartex" xmlns:cx6="http://schemas.microsoft.com/office/drawing/2016/5/12/chartex" xmlns:cx7="http://schemas.microsoft.com/office/drawing/2016/5/13/chartex" xmlns:cx8="http://schemas.microsoft.com/office/drawing/2016/5/14/chartex" xmlns:mc="http://schemas.openxmlformats.org/markup-compatibility/2006" xmlns:aink="http://schemas.microsoft.com/office/drawing/2016/ink" xmlns:am3d="http://schemas.microsoft.com/office/drawing/2017/model3d" xmlns:o="urn:schemas-microsoft-com:office:office" xmlns:oel="http://schemas.microsoft.com/office/2019/extlst" xmlns:r="http://schemas.openxmlformats.org/officeDocument/2006/relationships" xmlns:m="http://schemas.openxmlformats.org/officeDocument/2006/math" xmlns:v="urn:schemas-microsoft-com:vml" xmlns:wp14="http://schemas.microsoft.com/office/word/2010/wordprocessingDrawing" xmlns:wp="http://schemas.openxmlformats.org/drawingml/2006/wordprocessingDrawing" xmlns:w10="urn:schemas-microsoft-com:office:word" xmlns:w="http://schemas.openxmlformats.org/wordprocessingml/2006/main" xmlns:w14="http://schemas.microsoft.com/office/word/2010/wordml" xmlns:w15="http://schemas.microsoft.com/office/word/2012/wordml" xmlns:w16cex="http://schemas.microsoft.com/office/word/2018/wordml/cex" xmlns:w16cid="http://schemas.microsoft.com/office/word/2016/wordml/cid" xmlns:w16="http://schemas.microsoft.com/office/word/2018/wordml" xmlns:w16du="http://schemas.microsoft.com/office/word/2023/wordml/word16du" xmlns:w16sdtdh="http://schemas.microsoft.com/office/word/2020/wordml/sdtdatahash" xmlns:w16sdtfl="http://schemas.microsoft.com/office/word/2024/wordml/sdtformatlock" xmlns:w16se="http://schemas.microsoft.com/office/word/2015/wordml/symex" xmlns:wpg="http://schemas.microsoft.com/office/word/2010/wordprocessingGroup" xmlns:wpi="http://schemas.microsoft.com/office/word/2010/wordprocessingInk" xmlns:wne="http://schemas.microsoft.com/office/word/2006/wordml" xmlns:wps="http://schemas.microsoft.com/office/word/2010/wordprocessingShape" mc:Ignorable="w14 w15 w16se w16cid w16 w16cex w16sdtdh w16sdtfl w16du wp14">
+  <w:abstractNum w:abstractNumId="0" w15:restartNumberingAfterBreak="0">
+    <w:nsid w:val="64950428"/>
+    <w:multiLevelType w:val="hybridMultilevel"/>
+    <w:tmpl w:val="49001B0A"/>
+    <w:lvl w:ilvl="0" w:tplc="AA6A1472">
+      <w:start w:val="1"/>
+      <w:numFmt w:val="decimal"/>
+      <w:lvlText w:val="[%1]"/>
+      <w:lvlJc w:val="left"/>
+      <w:pPr>
+        <w:ind w:left="440" w:hanging="440"/>
+      </w:pPr>
+      <w:rPr>
+        <w:rFonts w:hint="eastAsia"/>
+      </w:rPr>
+    </w:lvl>
+    <w:lvl w:ilvl="1" w:tplc="04090019" w:tentative="1">
+      <w:start w:val="1"/>
+      <w:numFmt w:val="lowerLetter"/>
+      <w:lvlText w:val="%2)"/>
+      <w:lvlJc w:val="left"/>
+      <w:pPr>
+        <w:ind w:left="880" w:hanging="440"/>
+      </w:pPr>
+    </w:lvl>
+    <w:lvl w:ilvl="2" w:tplc="0409001B" w:tentative="1">
+      <w:start w:val="1"/>
+      <w:numFmt w:val="lowerRoman"/>
+      <w:lvlText w:val="%3."/>
+      <w:lvlJc w:val="right"/>
+      <w:pPr>
+        <w:ind w:left="1320" w:hanging="440"/>
+      </w:pPr>
+    </w:lvl>
+    <w:lvl w:ilvl="3" w:tplc="0409000F" w:tentative="1">
+      <w:start w:val="1"/>
+      <w:numFmt w:val="decimal"/>
+      <w:lvlText w:val="%4."/>
+      <w:lvlJc w:val="left"/>
+      <w:pPr>
+        <w:ind w:left="1760" w:hanging="440"/>
+      </w:pPr>
+    </w:lvl>
+    <w:lvl w:ilvl="4" w:tplc="04090019" w:tentative="1">
+      <w:start w:val="1"/>
+      <w:numFmt w:val="lowerLetter"/>
+      <w:lvlText w:val="%5)"/>
+      <w:lvlJc w:val="left"/>
+      <w:pPr>
+        <w:ind w:left="2200" w:hanging="440"/>
+      </w:pPr>
+    </w:lvl>
+    <w:lvl w:ilvl="5" w:tplc="0409001B" w:tentative="1">
+      <w:start w:val="1"/>
+      <w:numFmt w:val="lowerRoman"/>
+      <w:lvlText w:val="%6."/>
+      <w:lvlJc w:val="right"/>
+      <w:pPr>
+        <w:ind w:left="2640" w:hanging="440"/>
+      </w:pPr>
+    </w:lvl>
+    <w:lvl w:ilvl="6" w:tplc="0409000F" w:tentative="1">
+      <w:start w:val="1"/>
+      <w:numFmt w:val="decimal"/>
+      <w:lvlText w:val="%7."/>
+      <w:lvlJc w:val="left"/>
+      <w:pPr>
+        <w:ind w:left="3080" w:hanging="440"/>
+      </w:pPr>
+    </w:lvl>
+    <w:lvl w:ilvl="7" w:tplc="04090019" w:tentative="1">
+      <w:start w:val="1"/>
+      <w:numFmt w:val="lowerLetter"/>
+      <w:lvlText w:val="%8)"/>
+      <w:lvlJc w:val="left"/>
+      <w:pPr>
+        <w:ind w:left="3520" w:hanging="440"/>
+      </w:pPr>
+    </w:lvl>
+    <w:lvl w:ilvl="8" w:tplc="0409001B" w:tentative="1">
+      <w:start w:val="1"/>
+      <w:numFmt w:val="lowerRoman"/>
+      <w:lvlText w:val="%9."/>
+      <w:lvlJc w:val="right"/>
+      <w:pPr>
+        <w:ind w:left="3960" w:hanging="440"/>
+      </w:pPr>
+    </w:lvl>
+  </w:abstractNum>
+  <w:num w:numId="1" w16cid:durableId="1234853212">
+    <w:abstractNumId w:val="0"/>
+  </w:num>
+</w:numbering>
 </file>
 
 <file path=word/styles.xml><?xml version="1.0" encoding="utf-8"?>
@@ -1681,7 +2638,7 @@
     <w:lsdException w:name="Medium Shading 2 Accent 1" w:uiPriority="64"/>
     <w:lsdException w:name="Medium List 1 Accent 1" w:uiPriority="65"/>
     <w:lsdException w:name="Revision" w:semiHidden="1"/>
-    <w:lsdException w:name="List Paragraph" w:uiPriority="34" w:qFormat="1"/>
+    <w:lsdException w:name="List Paragraph" w:qFormat="1"/>
     <w:lsdException w:name="Quote" w:uiPriority="29" w:qFormat="1"/>
     <w:lsdException w:name="Intense Quote" w:uiPriority="30" w:qFormat="1"/>
     <w:lsdException w:name="Medium List 2 Accent 1" w:uiPriority="66"/>
@@ -2364,7 +3321,7 @@
   <w:style w:type="paragraph" w:styleId="a9">
     <w:name w:val="List Paragraph"/>
     <w:basedOn w:val="a"/>
-    <w:uiPriority w:val="34"/>
+    <w:uiPriority w:val="99"/>
     <w:qFormat/>
     <w:rsid w:val="00211FFE"/>
     <w:pPr>
@@ -2502,6 +3459,42 @@
     <w:rPr>
       <w:sz w:val="18"/>
       <w:szCs w:val="18"/>
+    </w:rPr>
+  </w:style>
+  <w:style w:type="paragraph" w:customStyle="1" w:styleId="21bc9c4b-6a32-43e5-beaa-fd2d792c5735">
+    <w:name w:val="21bc9c4b-6a32-43e5-beaa-fd2d792c5735"/>
+    <w:basedOn w:val="1"/>
+    <w:next w:val="a"/>
+    <w:link w:val="21bc9c4b-6a32-43e5-beaa-fd2d792c57350"/>
+    <w:rsid w:val="00A20737"/>
+    <w:pPr>
+      <w:adjustRightInd w:val="0"/>
+      <w:spacing w:before="0" w:after="0" w:line="288" w:lineRule="auto"/>
+      <w:jc w:val="left"/>
+    </w:pPr>
+    <w:rPr>
+      <w:rFonts w:ascii="微软雅黑" w:eastAsia="微软雅黑" w:hAnsi="微软雅黑" w:cs="Arial"/>
+      <w:b/>
+      <w:bCs/>
+      <w:color w:val="000000"/>
+      <w:kern w:val="44"/>
+      <w:sz w:val="32"/>
+      <w:szCs w:val="28"/>
+    </w:rPr>
+  </w:style>
+  <w:style w:type="character" w:customStyle="1" w:styleId="21bc9c4b-6a32-43e5-beaa-fd2d792c57350">
+    <w:name w:val="21bc9c4b-6a32-43e5-beaa-fd2d792c5735 字符"/>
+    <w:basedOn w:val="a0"/>
+    <w:link w:val="21bc9c4b-6a32-43e5-beaa-fd2d792c5735"/>
+    <w:rsid w:val="00A20737"/>
+    <w:rPr>
+      <w:rFonts w:ascii="微软雅黑" w:eastAsia="微软雅黑" w:hAnsi="微软雅黑" w:cs="Arial"/>
+      <w:b/>
+      <w:bCs/>
+      <w:color w:val="000000"/>
+      <w:kern w:val="44"/>
+      <w:sz w:val="32"/>
+      <w:szCs w:val="28"/>
     </w:rPr>
   </w:style>
 </w:styles>
